--- a/브라질 변호사/1부/1부_1화_떠오르는_별.docx
+++ b/브라질 변호사/1부/1부_1화_떠오르는_별.docx
@@ -36,7 +36,7 @@
           <w:i w:val="0"/>
           <w:sz w:val="22"/>
         </w:rPr>
-        <w:t>하파엘 ‘하파’ 멘지스(32세, 케이로스 타바리스 시니어 어소시에이트) / 오타비우 린스(하파의 USP 법대 동기, 같은 로펌 변호사) / 레오노르 케이로스(케이로스 타바리스 대표 파트너, 하파의 사내 스승) / 바우테르 모라이스 레아우(모라이스 레아우 엔지냐리아 2세 회장) / 파비아누 호샤(26세, 붕괴 구간 현장 기사) / 크리스치나 살리스(프라두 그룹 법무이사) / 니바우두 멘지스(하파의 아버지, 프라두 제련소 정비공 출신) / 아나 멘지스(하파의 어머니) / 방송 기자 / 희생자 가족(펜스 앞의 여인) / 보치쿠 종업원 세우 톤뉴</w:t>
+        <w:t>하파엘 ‘하파’ 멘지스(32세, 케이로스 타바리스 시니어 어소시에이트) / 오타비우 린스(하파의 USP 법대 동기, 같은 로펌 변호사) / 레오노르 케이로스(케이로스 타바리스 대표 파트너, 하파의 사내 스승) / 바우테르 모라이스 레아우(모라이스 레아우 엔지냐리아 2세 회장) / 파비아누 호샤(26세, 붕괴 구간 현장 기사) / 크리스치나 살리스(프라두 그룹 법무이사) / 니바우두 멘지스(하파의 아버지, 프라두 제련소 정비공 출신) / 아나 멘지스(하파의 어머니) / 방송 기자 / 희생자 가족(펜스 앞의 여인) / 보치쿠 종업원 세우 토니뉴</w:t>
       </w:r>
     </w:p>
     <w:p>
@@ -5211,7 +5211,7 @@
           <w:i w:val="0"/>
           <w:sz w:val="22"/>
         </w:rPr>
-        <w:t xml:space="preserve"> — 한국어 해설: “생맥주 두 잔 더 줘요”. 보치쿠(동네 술집)에서 종업원에게 추가 주문할 때 쓰는 관용 표현으로, ‘내려 보내라’는 동사 descer를 쓴다. 상파울루식 생맥주 chope 문화의 말투. 오타비우가 세우 톤뉴에게. 장면 5.</w:t>
+        <w:t xml:space="preserve"> — 한국어 해설: “생맥주 두 잔 더 줘요”. 보치쿠(동네 술집)에서 종업원에게 추가 주문할 때 쓰는 관용 표현으로, ‘내려 보내라’는 동사 descer를 쓴다. 상파울루식 생맥주 chope 문화의 말투. 오타비우가 세우 토니뉴에게. 장면 5.</w:t>
       </w:r>
     </w:p>
     <w:p>
